--- a/yu_tezkor.docx
+++ b/yu_tezkor.docx
@@ -796,7 +796,27 @@
           <w:sz w:val="22"/>
           <w:szCs w:val="22"/>
         </w:rPr>
-        <w:t>« TESHAYEV ALISHER SHAVQIDDIN O‘G‘LI » ЯТТ</w:t>
+        <w:t xml:space="preserve">« TESHAYEV </w:t>
+      </w:r>
+      <w:r>
+        <w:rPr>
+          <w:rFonts w:ascii="Montserrat" w:hAnsi="Montserrat"/>
+          <w:b/>
+          <w:bCs/>
+          <w:sz w:val="22"/>
+          <w:szCs w:val="22"/>
+        </w:rPr>
+        <w:t xml:space="preserve">JAHONGIR SHAXOBJON </w:t>
+      </w:r>
+      <w:r>
+        <w:rPr>
+          <w:rFonts w:ascii="Montserrat" w:hAnsi="Montserrat"/>
+          <w:b/>
+          <w:bCs/>
+          <w:sz w:val="22"/>
+          <w:szCs w:val="22"/>
+        </w:rPr>
+        <w:t>O‘G‘LI » ЯТТ</w:t>
       </w:r>
       <w:r>
         <w:rPr>
@@ -895,7 +915,17 @@
           <w:sz w:val="22"/>
           <w:szCs w:val="22"/>
         </w:rPr>
-        <w:t>A.Sh</w:t>
+        <w:t>J</w:t>
+      </w:r>
+      <w:r>
+        <w:rPr>
+          <w:rFonts w:ascii="Montserrat" w:hAnsi="Montserrat"/>
+          <w:b/>
+          <w:bCs/>
+          <w:sz w:val="22"/>
+          <w:szCs w:val="22"/>
+        </w:rPr>
+        <w:t>.Sh</w:t>
       </w:r>
       <w:r>
         <w:rPr>
@@ -1274,6 +1304,7 @@
                 <w:lang w:val="en-US"/>
               </w:rPr>
             </w:pPr>
+            <w:proofErr w:type="spellStart"/>
             <w:r>
               <w:rPr>
                 <w:rFonts w:ascii="Montserrat" w:hAnsi="Montserrat"/>
@@ -1282,8 +1313,31 @@
                 <w:szCs w:val="24"/>
                 <w:lang w:val="en-US"/>
               </w:rPr>
-              <w:t>Товар белгиси</w:t>
-            </w:r>
+              <w:t>Товар</w:t>
+            </w:r>
+            <w:proofErr w:type="spellEnd"/>
+            <w:r>
+              <w:rPr>
+                <w:rFonts w:ascii="Montserrat" w:hAnsi="Montserrat"/>
+                <w:color w:val="000000"/>
+                <w:sz w:val="24"/>
+                <w:szCs w:val="24"/>
+                <w:lang w:val="en-US"/>
+              </w:rPr>
+              <w:t xml:space="preserve"> </w:t>
+            </w:r>
+            <w:proofErr w:type="spellStart"/>
+            <w:r>
+              <w:rPr>
+                <w:rFonts w:ascii="Montserrat" w:hAnsi="Montserrat"/>
+                <w:color w:val="000000"/>
+                <w:sz w:val="24"/>
+                <w:szCs w:val="24"/>
+                <w:lang w:val="en-US"/>
+              </w:rPr>
+              <w:t>белгиси</w:t>
+            </w:r>
+            <w:proofErr w:type="spellEnd"/>
           </w:p>
         </w:tc>
         <w:tc>
@@ -1312,6 +1366,7 @@
                 <w:lang w:val="en-US"/>
               </w:rPr>
             </w:pPr>
+            <w:proofErr w:type="spellStart"/>
             <w:r>
               <w:rPr>
                 <w:rFonts w:ascii="Montserrat" w:hAnsi="Montserrat"/>
@@ -1322,6 +1377,7 @@
               </w:rPr>
               <w:t>Сони</w:t>
             </w:r>
+            <w:proofErr w:type="spellEnd"/>
           </w:p>
         </w:tc>
         <w:tc>
@@ -1350,6 +1406,7 @@
                 <w:lang w:val="en-US"/>
               </w:rPr>
             </w:pPr>
+            <w:proofErr w:type="spellStart"/>
             <w:r>
               <w:rPr>
                 <w:rFonts w:ascii="Montserrat" w:hAnsi="Montserrat"/>
@@ -1360,6 +1417,7 @@
               </w:rPr>
               <w:t>Нархи</w:t>
             </w:r>
+            <w:proofErr w:type="spellEnd"/>
           </w:p>
         </w:tc>
         <w:tc>
@@ -1386,14 +1444,52 @@
                 <w:lang w:val="en-US"/>
               </w:rPr>
             </w:pPr>
+            <w:proofErr w:type="spellStart"/>
             <w:r>
               <w:rPr>
                 <w:rFonts w:ascii="Montserrat" w:hAnsi="Montserrat"/>
                 <w:color w:val="000000"/>
                 <w:lang w:val="en-US"/>
               </w:rPr>
-              <w:t>Қўшимча синф учун</w:t>
-            </w:r>
+              <w:t>Қўшимча</w:t>
+            </w:r>
+            <w:proofErr w:type="spellEnd"/>
+            <w:r>
+              <w:rPr>
+                <w:rFonts w:ascii="Montserrat" w:hAnsi="Montserrat"/>
+                <w:color w:val="000000"/>
+                <w:lang w:val="en-US"/>
+              </w:rPr>
+              <w:t xml:space="preserve"> </w:t>
+            </w:r>
+            <w:proofErr w:type="spellStart"/>
+            <w:r>
+              <w:rPr>
+                <w:rFonts w:ascii="Montserrat" w:hAnsi="Montserrat"/>
+                <w:color w:val="000000"/>
+                <w:lang w:val="en-US"/>
+              </w:rPr>
+              <w:t>синф</w:t>
+            </w:r>
+            <w:proofErr w:type="spellEnd"/>
+            <w:r>
+              <w:rPr>
+                <w:rFonts w:ascii="Montserrat" w:hAnsi="Montserrat"/>
+                <w:color w:val="000000"/>
+                <w:lang w:val="en-US"/>
+              </w:rPr>
+              <w:t xml:space="preserve"> </w:t>
+            </w:r>
+            <w:proofErr w:type="spellStart"/>
+            <w:r>
+              <w:rPr>
+                <w:rFonts w:ascii="Montserrat" w:hAnsi="Montserrat"/>
+                <w:color w:val="000000"/>
+                <w:lang w:val="en-US"/>
+              </w:rPr>
+              <w:t>учун</w:t>
+            </w:r>
+            <w:proofErr w:type="spellEnd"/>
           </w:p>
         </w:tc>
       </w:tr>
@@ -6678,8 +6774,8 @@
         <w:tblLook w:val="04A0" w:firstRow="1" w:lastRow="0" w:firstColumn="1" w:lastColumn="0" w:noHBand="0" w:noVBand="1"/>
       </w:tblPr>
       <w:tblGrid>
-        <w:gridCol w:w="4969"/>
-        <w:gridCol w:w="4948"/>
+        <w:gridCol w:w="4971"/>
+        <w:gridCol w:w="4946"/>
       </w:tblGrid>
       <w:tr>
         <w:tc>
@@ -6818,7 +6914,23 @@
                 <w:color w:val="000000" w:themeColor="text1"/>
                 <w:lang w:val="uz-Cyrl-UZ"/>
               </w:rPr>
-              <w:t xml:space="preserve">TESHAYEV ALISHER SHAVQIDDIN O‘G‘LI </w:t>
+              <w:t xml:space="preserve">TESHAYEV </w:t>
+            </w:r>
+            <w:r>
+              <w:rPr>
+                <w:rFonts w:ascii="Montserrat" w:hAnsi="Montserrat" w:cs="Tahoma"/>
+                <w:color w:val="000000" w:themeColor="text1"/>
+                <w:lang w:val="en-US"/>
+              </w:rPr>
+              <w:t xml:space="preserve">JAHONGIR SHAXOBJON </w:t>
+            </w:r>
+            <w:r>
+              <w:rPr>
+                <w:rFonts w:ascii="Montserrat" w:hAnsi="Montserrat" w:cs="Tahoma"/>
+                <w:color w:val="000000" w:themeColor="text1"/>
+                <w:lang w:val="uz-Cyrl-UZ"/>
+              </w:rPr>
+              <w:t xml:space="preserve">O‘G‘LI </w:t>
             </w:r>
             <w:r>
               <w:rPr>
@@ -7003,7 +7115,21 @@
                 <w:rFonts w:ascii="Montserrat" w:hAnsi="Montserrat"/>
                 <w:lang w:val="uz-Cyrl-UZ"/>
               </w:rPr>
-              <w:t>Бухоро вилояти, G'ijduvon tumani Mahallaqozi 97-uy</w:t>
+              <w:t xml:space="preserve">Бухоро вилояти, G'ijduvon tumani Mahallaqozi </w:t>
+            </w:r>
+            <w:r>
+              <w:rPr>
+                <w:rFonts w:ascii="Montserrat" w:hAnsi="Montserrat"/>
+                <w:lang w:val="en-US"/>
+              </w:rPr>
+              <w:t>58</w:t>
+            </w:r>
+            <w:r>
+              <w:rPr>
+                <w:rFonts w:ascii="Montserrat" w:hAnsi="Montserrat"/>
+                <w:lang w:val="uz-Cyrl-UZ"/>
+              </w:rPr>
+              <w:t>-uy</w:t>
             </w:r>
           </w:p>
           <w:p>
@@ -7021,7 +7147,13 @@
                 <w:rFonts w:ascii="Montserrat" w:hAnsi="Montserrat"/>
                 <w:lang w:val="uz-Cyrl-UZ"/>
               </w:rPr>
-              <w:t>ИНН: 30902975310061</w:t>
+              <w:t xml:space="preserve">ИНН: </w:t>
+            </w:r>
+            <w:r>
+              <w:rPr>
+                <w:rFonts w:ascii="Montserrat" w:hAnsi="Montserrat"/>
+              </w:rPr>
+              <w:t>52006075310058</w:t>
             </w:r>
           </w:p>
           <w:p>
@@ -7039,7 +7171,13 @@
                 <w:rFonts w:ascii="Montserrat" w:hAnsi="Montserrat"/>
                 <w:lang w:val="uz-Cyrl-UZ"/>
               </w:rPr>
-              <w:t xml:space="preserve">       Х/Р: 20218000707375860001</w:t>
+              <w:t xml:space="preserve">       Х/Р: </w:t>
+            </w:r>
+            <w:r>
+              <w:rPr>
+                <w:rFonts w:ascii="Montserrat" w:hAnsi="Montserrat"/>
+              </w:rPr>
+              <w:t>20218000907426612001</w:t>
             </w:r>
           </w:p>
           <w:p>
@@ -7074,9 +7212,8 @@
             <w:r>
               <w:rPr>
                 <w:rFonts w:ascii="Montserrat" w:hAnsi="Montserrat"/>
-                <w:lang w:val="uz-Cyrl-UZ"/>
-              </w:rPr>
-              <w:t>00444</w:t>
+              </w:rPr>
+              <w:t>01188</w:t>
             </w:r>
           </w:p>
           <w:p>
@@ -7168,7 +7305,23 @@
           <w:spacing w:val="-8"/>
           <w:lang w:val="uz-Latn-UZ"/>
         </w:rPr>
-        <w:t>:_ Teshayev.A.</w:t>
+        <w:t>:_ Teshayev.</w:t>
+      </w:r>
+      <w:r>
+        <w:rPr>
+          <w:rFonts w:ascii="Montserrat" w:hAnsi="Montserrat" w:cs="Tahoma"/>
+          <w:spacing w:val="-8"/>
+          <w:lang w:val="uz-Latn-UZ"/>
+        </w:rPr>
+        <w:t>J</w:t>
+      </w:r>
+      <w:r>
+        <w:rPr>
+          <w:rFonts w:ascii="Montserrat" w:hAnsi="Montserrat" w:cs="Tahoma"/>
+          <w:spacing w:val="-8"/>
+          <w:lang w:val="uz-Latn-UZ"/>
+        </w:rPr>
+        <w:t>.</w:t>
       </w:r>
     </w:p>
     <w:p>
@@ -11554,6 +11707,7 @@
   <w:style w:type="character" w:default="1" w:styleId="a0">
     <w:name w:val="Default Paragraph Font"/>
     <w:uiPriority w:val="1"/>
+    <w:semiHidden/>
     <w:unhideWhenUsed/>
   </w:style>
   <w:style w:type="table" w:default="1" w:styleId="a1">
